--- a/Projects/Fraud/LegalManagement/LEGAL_Estimation_Summary_FeatureWise_Client.docx
+++ b/Projects/Fraud/LegalManagement/LEGAL_Estimation_Summary_FeatureWise_Client.docx
@@ -199,7 +199,7 @@
                 <w:b w:val="0"/>
                 <w:sz w:val="20"/>
               </w:rPr>
-              <w:t>2,769</w:t>
+              <w:t>4,149</w:t>
             </w:r>
           </w:p>
         </w:tc>
@@ -281,7 +281,7 @@
                 <w:b w:val="0"/>
                 <w:sz w:val="20"/>
               </w:rPr>
-              <w:t>2,769</w:t>
+              <w:t>4,149</w:t>
             </w:r>
           </w:p>
         </w:tc>
@@ -579,7 +579,7 @@
                 <w:b w:val="0"/>
                 <w:sz w:val="20"/>
               </w:rPr>
-              <w:t>200</w:t>
+              <w:t>292</w:t>
             </w:r>
           </w:p>
         </w:tc>
@@ -598,7 +598,7 @@
                 <w:b w:val="0"/>
                 <w:sz w:val="20"/>
               </w:rPr>
-              <w:t>7.2%</w:t>
+              <w:t>7.0%</w:t>
             </w:r>
           </w:p>
         </w:tc>
@@ -680,7 +680,7 @@
                 <w:b w:val="0"/>
                 <w:sz w:val="20"/>
               </w:rPr>
-              <w:t>269</w:t>
+              <w:t>403</w:t>
             </w:r>
           </w:p>
         </w:tc>
@@ -778,7 +778,7 @@
                 <w:b w:val="0"/>
                 <w:sz w:val="20"/>
               </w:rPr>
-              <w:t>375</w:t>
+              <w:t>523</w:t>
             </w:r>
           </w:p>
         </w:tc>
@@ -797,7 +797,7 @@
                 <w:b w:val="0"/>
                 <w:sz w:val="20"/>
               </w:rPr>
-              <w:t>13.5%</w:t>
+              <w:t>12.6%</w:t>
             </w:r>
           </w:p>
         </w:tc>
@@ -879,7 +879,7 @@
                 <w:b w:val="0"/>
                 <w:sz w:val="20"/>
               </w:rPr>
-              <w:t>357</w:t>
+              <w:t>507</w:t>
             </w:r>
           </w:p>
         </w:tc>
@@ -899,7 +899,7 @@
                 <w:b w:val="0"/>
                 <w:sz w:val="20"/>
               </w:rPr>
-              <w:t>12.9%</w:t>
+              <w:t>12.2%</w:t>
             </w:r>
           </w:p>
         </w:tc>
@@ -977,7 +977,7 @@
                 <w:b w:val="0"/>
                 <w:sz w:val="20"/>
               </w:rPr>
-              <w:t>473</w:t>
+              <w:t>727</w:t>
             </w:r>
           </w:p>
         </w:tc>
@@ -996,7 +996,7 @@
                 <w:b w:val="0"/>
                 <w:sz w:val="20"/>
               </w:rPr>
-              <w:t>17.1%</w:t>
+              <w:t>17.5%</w:t>
             </w:r>
           </w:p>
         </w:tc>
@@ -1078,7 +1078,7 @@
                 <w:b w:val="0"/>
                 <w:sz w:val="20"/>
               </w:rPr>
-              <w:t>210</w:t>
+              <w:t>324</w:t>
             </w:r>
           </w:p>
         </w:tc>
@@ -1098,7 +1098,7 @@
                 <w:b w:val="0"/>
                 <w:sz w:val="20"/>
               </w:rPr>
-              <w:t>7.6%</w:t>
+              <w:t>7.8%</w:t>
             </w:r>
           </w:p>
         </w:tc>
@@ -1176,7 +1176,7 @@
                 <w:b w:val="0"/>
                 <w:sz w:val="20"/>
               </w:rPr>
-              <w:t>182</w:t>
+              <w:t>296</w:t>
             </w:r>
           </w:p>
         </w:tc>
@@ -1195,7 +1195,7 @@
                 <w:b w:val="0"/>
                 <w:sz w:val="20"/>
               </w:rPr>
-              <w:t>6.6%</w:t>
+              <w:t>7.1%</w:t>
             </w:r>
           </w:p>
         </w:tc>
@@ -1277,7 +1277,7 @@
                 <w:b w:val="0"/>
                 <w:sz w:val="20"/>
               </w:rPr>
-              <w:t>234</w:t>
+              <w:t>368</w:t>
             </w:r>
           </w:p>
         </w:tc>
@@ -1297,7 +1297,7 @@
                 <w:b w:val="0"/>
                 <w:sz w:val="20"/>
               </w:rPr>
-              <w:t>8.5%</w:t>
+              <w:t>8.9%</w:t>
             </w:r>
           </w:p>
         </w:tc>
@@ -1375,7 +1375,7 @@
                 <w:b w:val="0"/>
                 <w:sz w:val="20"/>
               </w:rPr>
-              <w:t>469</w:t>
+              <w:t>709</w:t>
             </w:r>
           </w:p>
         </w:tc>
@@ -1394,7 +1394,7 @@
                 <w:b w:val="0"/>
                 <w:sz w:val="20"/>
               </w:rPr>
-              <w:t>16.9%</w:t>
+              <w:t>17.1%</w:t>
             </w:r>
           </w:p>
         </w:tc>
@@ -1475,7 +1475,7 @@
                 <w:b w:val="0"/>
                 <w:sz w:val="20"/>
               </w:rPr>
-              <w:t>2,769</w:t>
+              <w:t>4,149</w:t>
             </w:r>
           </w:p>
         </w:tc>
@@ -1515,7 +1515,7 @@
         <w:pStyle w:val="Heading2"/>
       </w:pPr>
       <w:r>
-        <w:t>01. Shared User &amp; Access Control (consumed) — 200 hours</w:t>
+        <w:t>01. Shared User &amp; Access Control (consumed) — 292 hours</w:t>
       </w:r>
     </w:p>
     <w:tbl>
@@ -1678,7 +1678,7 @@
                 <w:b w:val="0"/>
                 <w:sz w:val="20"/>
               </w:rPr>
-              <w:t>52</w:t>
+              <w:t>76</w:t>
             </w:r>
           </w:p>
         </w:tc>
@@ -1759,7 +1759,7 @@
                 <w:b w:val="0"/>
                 <w:sz w:val="20"/>
               </w:rPr>
-              <w:t>45</w:t>
+              <w:t>67</w:t>
             </w:r>
           </w:p>
         </w:tc>
@@ -1838,7 +1838,7 @@
                 <w:b w:val="0"/>
                 <w:sz w:val="20"/>
               </w:rPr>
-              <w:t>42</w:t>
+              <w:t>64</w:t>
             </w:r>
           </w:p>
         </w:tc>
@@ -1919,7 +1919,7 @@
                 <w:b w:val="0"/>
                 <w:sz w:val="20"/>
               </w:rPr>
-              <w:t>61</w:t>
+              <w:t>85</w:t>
             </w:r>
           </w:p>
         </w:tc>
@@ -1951,7 +1951,7 @@
         <w:pStyle w:val="Heading2"/>
       </w:pPr>
       <w:r>
-        <w:t>02. Legal Masters, Keywords &amp; Templates — 269 hours</w:t>
+        <w:t>02. Legal Masters, Keywords &amp; Templates — 403 hours</w:t>
       </w:r>
     </w:p>
     <w:tbl>
@@ -2114,7 +2114,7 @@
                 <w:b w:val="0"/>
                 <w:sz w:val="20"/>
               </w:rPr>
-              <w:t>46</w:t>
+              <w:t>68</w:t>
             </w:r>
           </w:p>
         </w:tc>
@@ -2195,7 +2195,7 @@
                 <w:b w:val="0"/>
                 <w:sz w:val="20"/>
               </w:rPr>
-              <w:t>42</w:t>
+              <w:t>64</w:t>
             </w:r>
           </w:p>
         </w:tc>
@@ -2274,7 +2274,7 @@
                 <w:b w:val="0"/>
                 <w:sz w:val="20"/>
               </w:rPr>
-              <w:t>49</w:t>
+              <w:t>71</w:t>
             </w:r>
           </w:p>
         </w:tc>
@@ -2355,7 +2355,7 @@
                 <w:b w:val="0"/>
                 <w:sz w:val="20"/>
               </w:rPr>
-              <w:t>72</w:t>
+              <w:t>94</w:t>
             </w:r>
           </w:p>
         </w:tc>
@@ -2434,7 +2434,7 @@
                 <w:b w:val="0"/>
                 <w:sz w:val="20"/>
               </w:rPr>
-              <w:t>30</w:t>
+              <w:t>52</w:t>
             </w:r>
           </w:p>
         </w:tc>
@@ -2515,7 +2515,7 @@
                 <w:b w:val="0"/>
                 <w:sz w:val="20"/>
               </w:rPr>
-              <w:t>30</w:t>
+              <w:t>54</w:t>
             </w:r>
           </w:p>
         </w:tc>
@@ -2547,7 +2547,7 @@
         <w:pStyle w:val="Heading2"/>
       </w:pPr>
       <w:r>
-        <w:t>03. Legal Knowledge Library &amp; Search — 375 hours</w:t>
+        <w:t>03. Legal Knowledge Library &amp; Search — 523 hours</w:t>
       </w:r>
     </w:p>
     <w:tbl>
@@ -2710,7 +2710,7 @@
                 <w:b w:val="0"/>
                 <w:sz w:val="20"/>
               </w:rPr>
-              <w:t>40</w:t>
+              <w:t>62</w:t>
             </w:r>
           </w:p>
         </w:tc>
@@ -2791,7 +2791,7 @@
                 <w:b w:val="0"/>
                 <w:sz w:val="20"/>
               </w:rPr>
-              <w:t>42</w:t>
+              <w:t>64</w:t>
             </w:r>
           </w:p>
         </w:tc>
@@ -2870,7 +2870,7 @@
                 <w:b w:val="0"/>
                 <w:sz w:val="20"/>
               </w:rPr>
-              <w:t>43</w:t>
+              <w:t>65</w:t>
             </w:r>
           </w:p>
         </w:tc>
@@ -2951,7 +2951,7 @@
                 <w:b w:val="0"/>
                 <w:sz w:val="20"/>
               </w:rPr>
-              <w:t>42</w:t>
+              <w:t>64</w:t>
             </w:r>
           </w:p>
         </w:tc>
@@ -3030,7 +3030,7 @@
                 <w:b w:val="0"/>
                 <w:sz w:val="20"/>
               </w:rPr>
-              <w:t>82</w:t>
+              <w:t>102</w:t>
             </w:r>
           </w:p>
         </w:tc>
@@ -3111,7 +3111,7 @@
                 <w:b w:val="0"/>
                 <w:sz w:val="20"/>
               </w:rPr>
-              <w:t>88</w:t>
+              <w:t>104</w:t>
             </w:r>
           </w:p>
         </w:tc>
@@ -3190,7 +3190,7 @@
                 <w:b w:val="0"/>
                 <w:sz w:val="20"/>
               </w:rPr>
-              <w:t>38</w:t>
+              <w:t>62</w:t>
             </w:r>
           </w:p>
         </w:tc>
@@ -3221,7 +3221,7 @@
         <w:pStyle w:val="Heading2"/>
       </w:pPr>
       <w:r>
-        <w:t>04. Matter Management — 357 hours</w:t>
+        <w:t>04. Matter Management — 507 hours</w:t>
       </w:r>
     </w:p>
     <w:tbl>
@@ -3384,7 +3384,7 @@
                 <w:b w:val="0"/>
                 <w:sz w:val="20"/>
               </w:rPr>
-              <w:t>46</w:t>
+              <w:t>68</w:t>
             </w:r>
           </w:p>
         </w:tc>
@@ -3465,7 +3465,7 @@
                 <w:b w:val="0"/>
                 <w:sz w:val="20"/>
               </w:rPr>
-              <w:t>76</w:t>
+              <w:t>96</w:t>
             </w:r>
           </w:p>
         </w:tc>
@@ -3544,7 +3544,7 @@
                 <w:b w:val="0"/>
                 <w:sz w:val="20"/>
               </w:rPr>
-              <w:t>40</w:t>
+              <w:t>62</w:t>
             </w:r>
           </w:p>
         </w:tc>
@@ -3625,7 +3625,7 @@
                 <w:b w:val="0"/>
                 <w:sz w:val="20"/>
               </w:rPr>
-              <w:t>63</w:t>
+              <w:t>83</w:t>
             </w:r>
           </w:p>
         </w:tc>
@@ -3704,7 +3704,7 @@
                 <w:b w:val="0"/>
                 <w:sz w:val="20"/>
               </w:rPr>
-              <w:t>30</w:t>
+              <w:t>54</w:t>
             </w:r>
           </w:p>
         </w:tc>
@@ -3785,7 +3785,7 @@
                 <w:b w:val="0"/>
                 <w:sz w:val="20"/>
               </w:rPr>
-              <w:t>47</w:t>
+              <w:t>69</w:t>
             </w:r>
           </w:p>
         </w:tc>
@@ -3864,7 +3864,7 @@
                 <w:b w:val="0"/>
                 <w:sz w:val="20"/>
               </w:rPr>
-              <w:t>55</w:t>
+              <w:t>75</w:t>
             </w:r>
           </w:p>
         </w:tc>
@@ -3895,7 +3895,7 @@
         <w:pStyle w:val="Heading2"/>
       </w:pPr>
       <w:r>
-        <w:t>05. Tasks, Collaboration &amp; Communication — 473 hours</w:t>
+        <w:t>05. Tasks, Collaboration &amp; Communication — 727 hours</w:t>
       </w:r>
     </w:p>
     <w:tbl>
@@ -4058,7 +4058,7 @@
                 <w:b w:val="0"/>
                 <w:sz w:val="20"/>
               </w:rPr>
-              <w:t>42</w:t>
+              <w:t>122</w:t>
             </w:r>
           </w:p>
         </w:tc>
@@ -4139,7 +4139,7 @@
                 <w:b w:val="0"/>
                 <w:sz w:val="20"/>
               </w:rPr>
-              <w:t>45</w:t>
+              <w:t>67</w:t>
             </w:r>
           </w:p>
         </w:tc>
@@ -4218,7 +4218,7 @@
                 <w:b w:val="0"/>
                 <w:sz w:val="20"/>
               </w:rPr>
-              <w:t>42</w:t>
+              <w:t>64</w:t>
             </w:r>
           </w:p>
         </w:tc>
@@ -4299,7 +4299,7 @@
                 <w:b w:val="0"/>
                 <w:sz w:val="20"/>
               </w:rPr>
-              <w:t>47</w:t>
+              <w:t>69</w:t>
             </w:r>
           </w:p>
         </w:tc>
@@ -4378,7 +4378,7 @@
                 <w:b w:val="0"/>
                 <w:sz w:val="20"/>
               </w:rPr>
-              <w:t>42</w:t>
+              <w:t>64</w:t>
             </w:r>
           </w:p>
         </w:tc>
@@ -4459,7 +4459,7 @@
                 <w:b w:val="0"/>
                 <w:sz w:val="20"/>
               </w:rPr>
-              <w:t>42</w:t>
+              <w:t>64</w:t>
             </w:r>
           </w:p>
         </w:tc>
@@ -4538,7 +4538,7 @@
                 <w:b w:val="0"/>
                 <w:sz w:val="20"/>
               </w:rPr>
-              <w:t>48</w:t>
+              <w:t>70</w:t>
             </w:r>
           </w:p>
         </w:tc>
@@ -4619,7 +4619,7 @@
                 <w:b w:val="0"/>
                 <w:sz w:val="20"/>
               </w:rPr>
-              <w:t>102</w:t>
+              <w:t>122</w:t>
             </w:r>
           </w:p>
         </w:tc>
@@ -4698,7 +4698,7 @@
                 <w:b w:val="0"/>
                 <w:sz w:val="20"/>
               </w:rPr>
-              <w:t>63</w:t>
+              <w:t>85</w:t>
             </w:r>
           </w:p>
         </w:tc>
@@ -4729,7 +4729,7 @@
         <w:pStyle w:val="Heading2"/>
       </w:pPr>
       <w:r>
-        <w:t>06. Unified Contact Database — 210 hours</w:t>
+        <w:t>06. Unified Contact Database — 324 hours</w:t>
       </w:r>
     </w:p>
     <w:tbl>
@@ -4892,7 +4892,7 @@
                 <w:b w:val="0"/>
                 <w:sz w:val="20"/>
               </w:rPr>
-              <w:t>38</w:t>
+              <w:t>60</w:t>
             </w:r>
           </w:p>
         </w:tc>
@@ -4973,7 +4973,7 @@
                 <w:b w:val="0"/>
                 <w:sz w:val="20"/>
               </w:rPr>
-              <w:t>36</w:t>
+              <w:t>58</w:t>
             </w:r>
           </w:p>
         </w:tc>
@@ -5052,7 +5052,7 @@
                 <w:b w:val="0"/>
                 <w:sz w:val="20"/>
               </w:rPr>
-              <w:t>67</w:t>
+              <w:t>89</w:t>
             </w:r>
           </w:p>
         </w:tc>
@@ -5133,7 +5133,7 @@
                 <w:b w:val="0"/>
                 <w:sz w:val="20"/>
               </w:rPr>
-              <w:t>29</w:t>
+              <w:t>53</w:t>
             </w:r>
           </w:p>
         </w:tc>
@@ -5212,7 +5212,7 @@
                 <w:b w:val="0"/>
                 <w:sz w:val="20"/>
               </w:rPr>
-              <w:t>40</w:t>
+              <w:t>64</w:t>
             </w:r>
           </w:p>
         </w:tc>
@@ -5243,7 +5243,7 @@
         <w:pStyle w:val="Heading2"/>
       </w:pPr>
       <w:r>
-        <w:t>07. Court Attendance &amp; Expense Management — 182 hours</w:t>
+        <w:t>07. Court Attendance &amp; Expense Management — 296 hours</w:t>
       </w:r>
     </w:p>
     <w:tbl>
@@ -5406,7 +5406,7 @@
                 <w:b w:val="0"/>
                 <w:sz w:val="20"/>
               </w:rPr>
-              <w:t>43</w:t>
+              <w:t>65</w:t>
             </w:r>
           </w:p>
         </w:tc>
@@ -5487,7 +5487,7 @@
                 <w:b w:val="0"/>
                 <w:sz w:val="20"/>
               </w:rPr>
-              <w:t>40</w:t>
+              <w:t>62</w:t>
             </w:r>
           </w:p>
         </w:tc>
@@ -5566,7 +5566,7 @@
                 <w:b w:val="0"/>
                 <w:sz w:val="20"/>
               </w:rPr>
-              <w:t>28</w:t>
+              <w:t>52</w:t>
             </w:r>
           </w:p>
         </w:tc>
@@ -5647,7 +5647,7 @@
                 <w:b w:val="0"/>
                 <w:sz w:val="20"/>
               </w:rPr>
-              <w:t>43</w:t>
+              <w:t>65</w:t>
             </w:r>
           </w:p>
         </w:tc>
@@ -5726,7 +5726,7 @@
                 <w:b w:val="0"/>
                 <w:sz w:val="20"/>
               </w:rPr>
-              <w:t>28</w:t>
+              <w:t>52</w:t>
             </w:r>
           </w:p>
         </w:tc>
@@ -5757,7 +5757,7 @@
         <w:pStyle w:val="Heading2"/>
       </w:pPr>
       <w:r>
-        <w:t>08. Knowledge, SOP, Training &amp; Retention — 234 hours</w:t>
+        <w:t>08. Knowledge, SOP, Training &amp; Retention — 368 hours</w:t>
       </w:r>
     </w:p>
     <w:tbl>
@@ -5920,7 +5920,7 @@
                 <w:b w:val="0"/>
                 <w:sz w:val="20"/>
               </w:rPr>
-              <w:t>38</w:t>
+              <w:t>60</w:t>
             </w:r>
           </w:p>
         </w:tc>
@@ -6001,7 +6001,7 @@
                 <w:b w:val="0"/>
                 <w:sz w:val="20"/>
               </w:rPr>
-              <w:t>28</w:t>
+              <w:t>52</w:t>
             </w:r>
           </w:p>
         </w:tc>
@@ -6080,7 +6080,7 @@
                 <w:b w:val="0"/>
                 <w:sz w:val="20"/>
               </w:rPr>
-              <w:t>38</w:t>
+              <w:t>60</w:t>
             </w:r>
           </w:p>
         </w:tc>
@@ -6161,7 +6161,7 @@
                 <w:b w:val="0"/>
                 <w:sz w:val="20"/>
               </w:rPr>
-              <w:t>32</w:t>
+              <w:t>54</w:t>
             </w:r>
           </w:p>
         </w:tc>
@@ -6240,7 +6240,7 @@
                 <w:b w:val="0"/>
                 <w:sz w:val="20"/>
               </w:rPr>
-              <w:t>41</w:t>
+              <w:t>63</w:t>
             </w:r>
           </w:p>
         </w:tc>
@@ -6321,7 +6321,7 @@
                 <w:b w:val="0"/>
                 <w:sz w:val="20"/>
               </w:rPr>
-              <w:t>57</w:t>
+              <w:t>79</w:t>
             </w:r>
           </w:p>
         </w:tc>
@@ -6353,7 +6353,7 @@
         <w:pStyle w:val="Heading2"/>
       </w:pPr>
       <w:r>
-        <w:t>09. Legal Android Application (Advocates &amp; Legal Cell) — 469 hours</w:t>
+        <w:t>09. Legal Android Application (Advocates &amp; Legal Cell) — 709 hours</w:t>
       </w:r>
     </w:p>
     <w:tbl>
@@ -6516,7 +6516,7 @@
                 <w:b w:val="0"/>
                 <w:sz w:val="20"/>
               </w:rPr>
-              <w:t>67</w:t>
+              <w:t>89</w:t>
             </w:r>
           </w:p>
         </w:tc>
@@ -6597,7 +6597,7 @@
                 <w:b w:val="0"/>
                 <w:sz w:val="20"/>
               </w:rPr>
-              <w:t>72</w:t>
+              <w:t>152</w:t>
             </w:r>
           </w:p>
         </w:tc>
@@ -6676,7 +6676,7 @@
                 <w:b w:val="0"/>
                 <w:sz w:val="20"/>
               </w:rPr>
-              <w:t>55</w:t>
+              <w:t>79</w:t>
             </w:r>
           </w:p>
         </w:tc>
@@ -6757,7 +6757,7 @@
                 <w:b w:val="0"/>
                 <w:sz w:val="20"/>
               </w:rPr>
-              <w:t>38</w:t>
+              <w:t>62</w:t>
             </w:r>
           </w:p>
         </w:tc>
@@ -6836,7 +6836,7 @@
                 <w:b w:val="0"/>
                 <w:sz w:val="20"/>
               </w:rPr>
-              <w:t>67</w:t>
+              <w:t>89</w:t>
             </w:r>
           </w:p>
         </w:tc>
@@ -6917,7 +6917,7 @@
                 <w:b w:val="0"/>
                 <w:sz w:val="20"/>
               </w:rPr>
-              <w:t>63</w:t>
+              <w:t>85</w:t>
             </w:r>
           </w:p>
         </w:tc>
@@ -6996,7 +6996,7 @@
                 <w:b w:val="0"/>
                 <w:sz w:val="20"/>
               </w:rPr>
-              <w:t>63</w:t>
+              <w:t>85</w:t>
             </w:r>
           </w:p>
         </w:tc>
@@ -7077,7 +7077,7 @@
                 <w:b w:val="0"/>
                 <w:sz w:val="20"/>
               </w:rPr>
-              <w:t>44</w:t>
+              <w:t>68</w:t>
             </w:r>
           </w:p>
         </w:tc>
@@ -7209,7 +7209,7 @@
                 <w:b w:val="0"/>
                 <w:sz w:val="20"/>
               </w:rPr>
-              <w:t>469</w:t>
+              <w:t>695</w:t>
             </w:r>
           </w:p>
         </w:tc>
@@ -7251,7 +7251,7 @@
                 <w:b w:val="0"/>
                 <w:sz w:val="20"/>
               </w:rPr>
-              <w:t>2,300</w:t>
+              <w:t>3,454</w:t>
             </w:r>
           </w:p>
         </w:tc>
@@ -7291,7 +7291,7 @@
                 <w:b w:val="0"/>
                 <w:sz w:val="20"/>
               </w:rPr>
-              <w:t>2,769</w:t>
+              <w:t>4,149</w:t>
             </w:r>
           </w:p>
         </w:tc>
@@ -7409,7 +7409,7 @@
                 <w:b w:val="0"/>
                 <w:sz w:val="20"/>
               </w:rPr>
-              <w:t>F05-008</w:t>
+              <w:t>F09-002</w:t>
             </w:r>
           </w:p>
         </w:tc>
@@ -7428,7 +7428,7 @@
                 <w:b w:val="0"/>
                 <w:sz w:val="20"/>
               </w:rPr>
-              <w:t>Email sync, messaging, calendar and file alerts</w:t>
+              <w:t>Android task inbox and lifecycle</w:t>
             </w:r>
           </w:p>
         </w:tc>
@@ -7447,7 +7447,7 @@
                 <w:b w:val="0"/>
                 <w:sz w:val="20"/>
               </w:rPr>
-              <w:t>102</w:t>
+              <w:t>152</w:t>
             </w:r>
           </w:p>
         </w:tc>
@@ -7469,7 +7469,7 @@
                 <w:b w:val="0"/>
                 <w:sz w:val="20"/>
               </w:rPr>
-              <w:t>F03-006</w:t>
+              <w:t>F05-008</w:t>
             </w:r>
           </w:p>
         </w:tc>
@@ -7489,7 +7489,7 @@
                 <w:b w:val="0"/>
                 <w:sz w:val="20"/>
               </w:rPr>
-              <w:t>Boolean terms and connectors</w:t>
+              <w:t>Email sync, messaging, calendar and file alerts</w:t>
             </w:r>
           </w:p>
         </w:tc>
@@ -7509,7 +7509,7 @@
                 <w:b w:val="0"/>
                 <w:sz w:val="20"/>
               </w:rPr>
-              <w:t>88</w:t>
+              <w:t>122</w:t>
             </w:r>
           </w:p>
         </w:tc>
@@ -7530,7 +7530,7 @@
                 <w:b w:val="0"/>
                 <w:sz w:val="20"/>
               </w:rPr>
-              <w:t>F03-005</w:t>
+              <w:t>F05-001</w:t>
             </w:r>
           </w:p>
         </w:tc>
@@ -7549,7 +7549,7 @@
                 <w:b w:val="0"/>
                 <w:sz w:val="20"/>
               </w:rPr>
-              <w:t>Natural-language search and search-within-results</w:t>
+              <w:t>Assign task with due date and status</w:t>
             </w:r>
           </w:p>
         </w:tc>
@@ -7568,7 +7568,7 @@
                 <w:b w:val="0"/>
                 <w:sz w:val="20"/>
               </w:rPr>
-              <w:t>82</w:t>
+              <w:t>122</w:t>
             </w:r>
           </w:p>
         </w:tc>
@@ -7590,7 +7590,7 @@
                 <w:b w:val="0"/>
                 <w:sz w:val="20"/>
               </w:rPr>
-              <w:t>F04-002</w:t>
+              <w:t>F03-006</w:t>
             </w:r>
           </w:p>
         </w:tc>
@@ -7610,7 +7610,7 @@
                 <w:b w:val="0"/>
                 <w:sz w:val="20"/>
               </w:rPr>
-              <w:t>Matter dashboard</w:t>
+              <w:t>Boolean terms and connectors</w:t>
             </w:r>
           </w:p>
         </w:tc>
@@ -7630,7 +7630,7 @@
                 <w:b w:val="0"/>
                 <w:sz w:val="20"/>
               </w:rPr>
-              <w:t>76</w:t>
+              <w:t>104</w:t>
             </w:r>
           </w:p>
         </w:tc>
@@ -7651,7 +7651,7 @@
                 <w:b w:val="0"/>
                 <w:sz w:val="20"/>
               </w:rPr>
-              <w:t>F09-002</w:t>
+              <w:t>F03-005</w:t>
             </w:r>
           </w:p>
         </w:tc>
@@ -7670,7 +7670,7 @@
                 <w:b w:val="0"/>
                 <w:sz w:val="20"/>
               </w:rPr>
-              <w:t>Android task inbox and lifecycle</w:t>
+              <w:t>Natural-language search and search-within-results</w:t>
             </w:r>
           </w:p>
         </w:tc>
@@ -7689,7 +7689,7 @@
                 <w:b w:val="0"/>
                 <w:sz w:val="20"/>
               </w:rPr>
-              <w:t>72</w:t>
+              <w:t>102</w:t>
             </w:r>
           </w:p>
         </w:tc>
@@ -7711,7 +7711,7 @@
                 <w:b w:val="0"/>
                 <w:sz w:val="20"/>
               </w:rPr>
-              <w:t>F02-004</w:t>
+              <w:t>F04-002</w:t>
             </w:r>
           </w:p>
         </w:tc>
@@ -7731,7 +7731,7 @@
                 <w:b w:val="0"/>
                 <w:sz w:val="20"/>
               </w:rPr>
-              <w:t>Generate draft from template</w:t>
+              <w:t>Matter dashboard</w:t>
             </w:r>
           </w:p>
         </w:tc>
@@ -7751,7 +7751,7 @@
                 <w:b w:val="0"/>
                 <w:sz w:val="20"/>
               </w:rPr>
-              <w:t>72</w:t>
+              <w:t>96</w:t>
             </w:r>
           </w:p>
         </w:tc>
@@ -7772,7 +7772,7 @@
                 <w:b w:val="0"/>
                 <w:sz w:val="20"/>
               </w:rPr>
-              <w:t>F09-005</w:t>
+              <w:t>F02-004</w:t>
             </w:r>
           </w:p>
         </w:tc>
@@ -7791,7 +7791,7 @@
                 <w:b w:val="0"/>
                 <w:sz w:val="20"/>
               </w:rPr>
-              <w:t>Matter dashboard on device</w:t>
+              <w:t>Generate draft from template</w:t>
             </w:r>
           </w:p>
         </w:tc>
@@ -7810,7 +7810,7 @@
                 <w:b w:val="0"/>
                 <w:sz w:val="20"/>
               </w:rPr>
-              <w:t>67</w:t>
+              <w:t>94</w:t>
             </w:r>
           </w:p>
         </w:tc>
@@ -7832,7 +7832,7 @@
                 <w:b w:val="0"/>
                 <w:sz w:val="20"/>
               </w:rPr>
-              <w:t>F09-001</w:t>
+              <w:t>F09-005</w:t>
             </w:r>
           </w:p>
         </w:tc>
@@ -7852,7 +7852,7 @@
                 <w:b w:val="0"/>
                 <w:sz w:val="20"/>
               </w:rPr>
-              <w:t>Add contact and matter on Android</w:t>
+              <w:t>Matter dashboard on device</w:t>
             </w:r>
           </w:p>
         </w:tc>
@@ -7872,7 +7872,7 @@
                 <w:b w:val="0"/>
                 <w:sz w:val="20"/>
               </w:rPr>
-              <w:t>67</w:t>
+              <w:t>89</w:t>
             </w:r>
           </w:p>
         </w:tc>
